--- a/hin/docx/33.content.docx
+++ b/hin/docx/33.content.docx
@@ -19,7 +19,7 @@
         <w:rPr>
           <w:lang w:val="hi_IN" w:bidi="hi_IN"/>
         </w:rPr>
-        <w:t>Resource: अध्ययन नोट्स - पुस्तक परिचय (टिंडेल)</w:t>
+        <w:t>Resource: Tyndale Open Study Notes</w:t>
       </w:r>
       <w:r>
         <w:rPr>
@@ -112,7 +112,7 @@
         <w:rPr>
           <w:lang w:val="hi_IN" w:bidi="hi_IN"/>
         </w:rPr>
-        <w:t>अध्ययन नोट्स - पुस्तक परिचय (टिंडेल)</w:t>
+        <w:t>Tyndale Open Study Notes</w:t>
       </w:r>
     </w:p>
     <w:p>

--- a/hin/docx/33.content.docx
+++ b/hin/docx/33.content.docx
@@ -19,7 +19,7 @@
         <w:rPr>
           <w:lang w:val="hi_IN" w:bidi="hi_IN"/>
         </w:rPr>
-        <w:t>Resource: Tyndale Open Study Notes</w:t>
+        <w:t>Resource: Aquifer Open Study Notes (Book Intros)</w:t>
       </w:r>
       <w:r>
         <w:rPr>
@@ -112,7 +112,7 @@
         <w:rPr>
           <w:lang w:val="hi_IN" w:bidi="hi_IN"/>
         </w:rPr>
-        <w:t>Tyndale Open Study Notes</w:t>
+        <w:t>Aquifer Open Study Notes (Book Intros)</w:t>
       </w:r>
     </w:p>
     <w:p>

--- a/hin/docx/33.content.docx
+++ b/hin/docx/33.content.docx
@@ -285,18 +285,12 @@
         </w:rPr>
         <w:t>योताम एक मध्यम स्तर के अच्छा राजा था, लेकिन उन्होंने ऊँचे स्थानों को नहीं गिराया जहाँ मूर्तियों की अवैध उपासना यरूशलेम के मन्दिर में परमेश्वर की उचित आराधना के साथ प्रतिस्पर्धा करती थी। चूंकि यहोवा योताम के शासन से पूरी तरह से प्रसन्न नहीं थे, उन्होंने अराम के राजा रसीन (जिसकी राजधानी दमिश्क थी) और इस्राएल के राजा पेकह को यहूदा पर दबाव डालने के लिए उठाया (</w:t>
       </w:r>
-      <w:hyperlink r:id="rId13">
-        <w:r>
-          <w:rPr>
-            <w:lang w:val="hi_IN" w:bidi="hi_IN"/>
-          </w:rPr>
-          <w:rPr>
-            <w:color w:val="0000EE"/>
-            <w:u w:val="single"/>
-          </w:rPr>
-          <w:t>2 रा 15:32–38</w:t>
-        </w:r>
-      </w:hyperlink>
+      <w:r>
+        <w:rPr>
+          <w:lang w:val="hi_IN" w:bidi="hi_IN"/>
+        </w:rPr>
+        <w:t>2 रा 15:32–38</w:t>
+      </w:r>
       <w:r>
         <w:rPr>
           <w:lang w:val="hi_IN" w:bidi="hi_IN"/>
@@ -317,48 +311,30 @@
         </w:rPr>
         <w:t>आहाज, योताम के पुत्र, इस्राएल के उत्तरी राजाओं के दुष्ट तरीकों का अनुसरण करते थे। उसने निषिद्ध प्रथाओं में भाग लिया, जिसमें बालकों की बलि, अन्यजातियों की धूप जलाना, और उर्वरता की आराधना शामिल थी (</w:t>
       </w:r>
-      <w:hyperlink r:id="rId14">
-        <w:r>
-          <w:rPr>
-            <w:lang w:val="hi_IN" w:bidi="hi_IN"/>
-          </w:rPr>
-          <w:rPr>
-            <w:color w:val="0000EE"/>
-            <w:u w:val="single"/>
-          </w:rPr>
-          <w:t>2 रा 16:1–4</w:t>
-        </w:r>
-      </w:hyperlink>
+      <w:r>
+        <w:rPr>
+          <w:lang w:val="hi_IN" w:bidi="hi_IN"/>
+        </w:rPr>
+        <w:t>2 रा 16:1–4</w:t>
+      </w:r>
       <w:r>
         <w:rPr>
           <w:lang w:val="hi_IN" w:bidi="hi_IN"/>
         </w:rPr>
         <w:t>)। जब एदोमियों और पलिश्तियों ने रसीन और पेकह द्वारा विजय प्राप्त दक्षिणी पलिश्तीन के क्षेत्रों में प्रवेश किया (</w:t>
       </w:r>
-      <w:hyperlink r:id="rId15">
-        <w:r>
-          <w:rPr>
-            <w:lang w:val="hi_IN" w:bidi="hi_IN"/>
-          </w:rPr>
-          <w:rPr>
-            <w:color w:val="0000EE"/>
-            <w:u w:val="single"/>
-          </w:rPr>
-          <w:t>2 रा 16:5–6;</w:t>
-        </w:r>
-      </w:hyperlink>
-      <w:hyperlink r:id="rId16">
-        <w:r>
-          <w:rPr>
-            <w:lang w:val="hi_IN" w:bidi="hi_IN"/>
-          </w:rPr>
-          <w:rPr>
-            <w:color w:val="0000EE"/>
-            <w:u w:val="single"/>
-          </w:rPr>
-          <w:t>2 इति 28:18</w:t>
-        </w:r>
-      </w:hyperlink>
+      <w:r>
+        <w:rPr>
+          <w:lang w:val="hi_IN" w:bidi="hi_IN"/>
+        </w:rPr>
+        <w:t>2 रा 16:5–6;</w:t>
+      </w:r>
+      <w:r>
+        <w:rPr>
+          <w:lang w:val="hi_IN" w:bidi="hi_IN"/>
+        </w:rPr>
+        <w:t>2 इति 28:18</w:t>
+      </w:r>
       <w:r>
         <w:rPr>
           <w:lang w:val="hi_IN" w:bidi="hi_IN"/>
@@ -377,54 +353,36 @@
         </w:rPr>
         <w:t>के रूप में धन दिया (</w:t>
       </w:r>
-      <w:hyperlink r:id="rId17">
-        <w:r>
-          <w:rPr>
-            <w:lang w:val="hi_IN" w:bidi="hi_IN"/>
-          </w:rPr>
-          <w:rPr>
-            <w:color w:val="0000EE"/>
-            <w:u w:val="single"/>
-          </w:rPr>
-          <w:t>2 रा 16:7–9</w:t>
-        </w:r>
-      </w:hyperlink>
+      <w:r>
+        <w:rPr>
+          <w:lang w:val="hi_IN" w:bidi="hi_IN"/>
+        </w:rPr>
+        <w:t>2 रा 16:7–9</w:t>
+      </w:r>
       <w:r>
         <w:rPr>
           <w:lang w:val="hi_IN" w:bidi="hi_IN"/>
         </w:rPr>
         <w:t>)। आहाज ने यरूशलेम में अन्यजातियों की वेदियों को लाकर (</w:t>
       </w:r>
-      <w:hyperlink r:id="rId18">
-        <w:r>
-          <w:rPr>
-            <w:lang w:val="hi_IN" w:bidi="hi_IN"/>
-          </w:rPr>
-          <w:rPr>
-            <w:color w:val="0000EE"/>
-            <w:u w:val="single"/>
-          </w:rPr>
-          <w:t>2 रा 16:10–13</w:t>
-        </w:r>
-      </w:hyperlink>
+      <w:r>
+        <w:rPr>
+          <w:lang w:val="hi_IN" w:bidi="hi_IN"/>
+        </w:rPr>
+        <w:t>2 रा 16:10–13</w:t>
+      </w:r>
       <w:r>
         <w:rPr>
           <w:lang w:val="hi_IN" w:bidi="hi_IN"/>
         </w:rPr>
         <w:t>), यहूदा की आराधना को भ्रष्ट किया और यहोवा की आराधना को बाधित किया (</w:t>
       </w:r>
-      <w:hyperlink r:id="rId19">
-        <w:r>
-          <w:rPr>
-            <w:lang w:val="hi_IN" w:bidi="hi_IN"/>
-          </w:rPr>
-          <w:rPr>
-            <w:color w:val="0000EE"/>
-            <w:u w:val="single"/>
-          </w:rPr>
-          <w:t>2 रा 16:14–20</w:t>
-        </w:r>
-      </w:hyperlink>
+      <w:r>
+        <w:rPr>
+          <w:lang w:val="hi_IN" w:bidi="hi_IN"/>
+        </w:rPr>
+        <w:t>2 रा 16:14–20</w:t>
+      </w:r>
       <w:r>
         <w:rPr>
           <w:lang w:val="hi_IN" w:bidi="hi_IN"/>
@@ -445,36 +403,24 @@
         </w:rPr>
         <w:t>अपने पिता आहाज के विपरीत, हिजकिय्याह एक धर्मी राजा थे। उसने सामरिया के पतन (722 ई.पू.) को शल्मनेसेर V (726–722 ई.पू.) और सर्गोन II (721–705 ई.पू.) के अधीन असीरियों के हाथों देखा। उनके शासनकाल के दौरान, 701 ई.पू. में, परमेश्वर ने यरूशलेम को राजा सन्हेरीब के हाथों विनाश से बचाया, जो अश्शूर (704–681 ई.पू.) के राजा थे, लेकिन सन्हेरीब ने इस्राएल और यहूदा के लगभग छियालीस शहरों को नष्ट कर दिया (</w:t>
       </w:r>
-      <w:hyperlink r:id="rId20">
-        <w:r>
-          <w:rPr>
-            <w:lang w:val="hi_IN" w:bidi="hi_IN"/>
-          </w:rPr>
-          <w:rPr>
-            <w:color w:val="0000EE"/>
-            <w:u w:val="single"/>
-          </w:rPr>
-          <w:t>2 रा 18:1–19:37</w:t>
-        </w:r>
-      </w:hyperlink>
+      <w:r>
+        <w:rPr>
+          <w:lang w:val="hi_IN" w:bidi="hi_IN"/>
+        </w:rPr>
+        <w:t>2 रा 18:1–19:37</w:t>
+      </w:r>
       <w:r>
         <w:rPr>
           <w:lang w:val="hi_IN" w:bidi="hi_IN"/>
         </w:rPr>
         <w:t>)। परमेश्वर ने हिजकिय्याह को एक गंभीर बीमारी से भी चंगा किया। लेकिन फिर हिजकिय्याह ने अविवेकपूर्ण तरीके से बाबेली राजा मरोदक-बलदान के दूतों का स्वागत किया, जो अश्शूर के विरुद्ध हिजकिय्याह के साथ गठबंधन चाहते थे (</w:t>
       </w:r>
-      <w:hyperlink r:id="rId21">
-        <w:r>
-          <w:rPr>
-            <w:lang w:val="hi_IN" w:bidi="hi_IN"/>
-          </w:rPr>
-          <w:rPr>
-            <w:color w:val="0000EE"/>
-            <w:u w:val="single"/>
-          </w:rPr>
-          <w:t>2 रा 20:12–21</w:t>
-        </w:r>
-      </w:hyperlink>
+      <w:r>
+        <w:rPr>
+          <w:lang w:val="hi_IN" w:bidi="hi_IN"/>
+        </w:rPr>
+        <w:t>2 रा 20:12–21</w:t>
+      </w:r>
       <w:r>
         <w:rPr>
           <w:lang w:val="hi_IN" w:bidi="hi_IN"/>
@@ -495,18 +441,12 @@
         </w:rPr>
         <w:t>इस अवधि के प्रारंभिक वर्षों के दौरान, सामरिया के विनाश से पहले, इस्राएल के उत्तरी राजा पेकह (752–732 ई.पू.) और होशे (732–722 ई.पू.) थे। दोनों राजाओं के अधीन, इस्राएल यारोबाम I के मार्गों में और अधिक भटक गया, जिन्होंने इस्राएल को परमेश्वर से दूर कर दिया था (</w:t>
       </w:r>
-      <w:hyperlink r:id="rId22">
-        <w:r>
-          <w:rPr>
-            <w:lang w:val="hi_IN" w:bidi="hi_IN"/>
-          </w:rPr>
-          <w:rPr>
-            <w:color w:val="0000EE"/>
-            <w:u w:val="single"/>
-          </w:rPr>
-          <w:t>2 रा 15:28</w:t>
-        </w:r>
-      </w:hyperlink>
+      <w:r>
+        <w:rPr>
+          <w:lang w:val="hi_IN" w:bidi="hi_IN"/>
+        </w:rPr>
+        <w:t>2 रा 15:28</w:t>
+      </w:r>
       <w:r>
         <w:rPr>
           <w:lang w:val="hi_IN" w:bidi="hi_IN"/>
@@ -525,54 +465,36 @@
         </w:rPr>
         <w:t>बना लिया गया था (</w:t>
       </w:r>
-      <w:hyperlink r:id="rId23">
-        <w:r>
-          <w:rPr>
-            <w:lang w:val="hi_IN" w:bidi="hi_IN"/>
-          </w:rPr>
-          <w:rPr>
-            <w:color w:val="0000EE"/>
-            <w:u w:val="single"/>
-          </w:rPr>
-          <w:t>2 रा 15:29</w:t>
-        </w:r>
-      </w:hyperlink>
+      <w:r>
+        <w:rPr>
+          <w:lang w:val="hi_IN" w:bidi="hi_IN"/>
+        </w:rPr>
+        <w:t>2 रा 15:29</w:t>
+      </w:r>
       <w:r>
         <w:rPr>
           <w:lang w:val="hi_IN" w:bidi="hi_IN"/>
         </w:rPr>
         <w:t>)। पेकह की हत्या होशे द्वारा की गई थी, जो 722 ई.पू. में सामरिया के पतन तक शासन करते रहे (</w:t>
       </w:r>
-      <w:hyperlink r:id="rId24">
-        <w:r>
-          <w:rPr>
-            <w:lang w:val="hi_IN" w:bidi="hi_IN"/>
-          </w:rPr>
-          <w:rPr>
-            <w:color w:val="0000EE"/>
-            <w:u w:val="single"/>
-          </w:rPr>
-          <w:t>2 रा 15:30–31</w:t>
-        </w:r>
-      </w:hyperlink>
+      <w:r>
+        <w:rPr>
+          <w:lang w:val="hi_IN" w:bidi="hi_IN"/>
+        </w:rPr>
+        <w:t>2 रा 15:30–31</w:t>
+      </w:r>
       <w:r>
         <w:rPr>
           <w:lang w:val="hi_IN" w:bidi="hi_IN"/>
         </w:rPr>
         <w:t xml:space="preserve">; </w:t>
       </w:r>
-      <w:hyperlink r:id="rId25">
-        <w:r>
-          <w:rPr>
-            <w:lang w:val="hi_IN" w:bidi="hi_IN"/>
-          </w:rPr>
-          <w:rPr>
-            <w:color w:val="0000EE"/>
-            <w:u w:val="single"/>
-          </w:rPr>
-          <w:t>17:6</w:t>
-        </w:r>
-      </w:hyperlink>
+      <w:r>
+        <w:rPr>
+          <w:lang w:val="hi_IN" w:bidi="hi_IN"/>
+        </w:rPr>
+        <w:t>17:6</w:t>
+      </w:r>
       <w:r>
         <w:rPr>
           <w:lang w:val="hi_IN" w:bidi="hi_IN"/>
@@ -593,36 +515,24 @@
         </w:rPr>
         <w:t>जैसा कि मीका ने चेतावनी दी थी, उत्तरी राज्य इस्राएल नष्ट हो गया और उसके लोग बँधुआई में ले जाए गए। होशे ने अश्शूर के विरुद्ध विद्रोह किया था और मिस्र से सहायता की विनती की थी, लेकिन जब शल्मनेसेर V को होशे के विश्वासघात के बारे में पता चला, तो उसने सामरिया को घेर लिया, उसे अधीन कर लिया, और 722 ई.पू. में तीन साल की घेराबंदी के बाद उसे नष्ट कर दिया। होशे को कैद कर लिया गया, इस्राएलियों को अश्शूरी प्रांतों और अधीनस्थ राज्यों में बिखेर दिया गया (</w:t>
       </w:r>
-      <w:hyperlink r:id="rId26">
-        <w:r>
-          <w:rPr>
-            <w:lang w:val="hi_IN" w:bidi="hi_IN"/>
-          </w:rPr>
-          <w:rPr>
-            <w:color w:val="0000EE"/>
-            <w:u w:val="single"/>
-          </w:rPr>
-          <w:t>2 रा 17:5–6</w:t>
-        </w:r>
-      </w:hyperlink>
+      <w:r>
+        <w:rPr>
+          <w:lang w:val="hi_IN" w:bidi="hi_IN"/>
+        </w:rPr>
+        <w:t>2 रा 17:5–6</w:t>
+      </w:r>
       <w:r>
         <w:rPr>
           <w:lang w:val="hi_IN" w:bidi="hi_IN"/>
         </w:rPr>
         <w:t>), और विभिन्न राष्ट्रों के लोगों को इस्राएल की नष्ट भूमि में बसने के लिए लाया गया (</w:t>
       </w:r>
-      <w:hyperlink r:id="rId27">
-        <w:r>
-          <w:rPr>
-            <w:lang w:val="hi_IN" w:bidi="hi_IN"/>
-          </w:rPr>
-          <w:rPr>
-            <w:color w:val="0000EE"/>
-            <w:u w:val="single"/>
-          </w:rPr>
-          <w:t>2 रा 17:24–41</w:t>
-        </w:r>
-      </w:hyperlink>
+      <w:r>
+        <w:rPr>
+          <w:lang w:val="hi_IN" w:bidi="hi_IN"/>
+        </w:rPr>
+        <w:t>2 रा 17:24–41</w:t>
+      </w:r>
       <w:r>
         <w:rPr>
           <w:lang w:val="hi_IN" w:bidi="hi_IN"/>
@@ -654,72 +564,48 @@
         </w:rPr>
         <w:t>शीर्षक के बाद (</w:t>
       </w:r>
-      <w:hyperlink r:id="rId28">
-        <w:r>
-          <w:rPr>
-            <w:lang w:val="hi_IN" w:bidi="hi_IN"/>
-          </w:rPr>
-          <w:rPr>
-            <w:color w:val="0000EE"/>
-            <w:u w:val="single"/>
-          </w:rPr>
-          <w:t>1:1</w:t>
-        </w:r>
-      </w:hyperlink>
+      <w:r>
+        <w:rPr>
+          <w:lang w:val="hi_IN" w:bidi="hi_IN"/>
+        </w:rPr>
+        <w:t>1:1</w:t>
+      </w:r>
       <w:r>
         <w:rPr>
           <w:lang w:val="hi_IN" w:bidi="hi_IN"/>
         </w:rPr>
         <w:t>), तीनों खंडों की शुरुआत इस्राएल को “सुनने” के लिए बुलाने से होती है (</w:t>
       </w:r>
-      <w:hyperlink r:id="rId29">
-        <w:r>
-          <w:rPr>
-            <w:lang w:val="hi_IN" w:bidi="hi_IN"/>
-          </w:rPr>
-          <w:rPr>
-            <w:color w:val="0000EE"/>
-            <w:u w:val="single"/>
-          </w:rPr>
-          <w:t>1:2–2:13</w:t>
-        </w:r>
-      </w:hyperlink>
+      <w:r>
+        <w:rPr>
+          <w:lang w:val="hi_IN" w:bidi="hi_IN"/>
+        </w:rPr>
+        <w:t>1:2–2:13</w:t>
+      </w:r>
       <w:r>
         <w:rPr>
           <w:lang w:val="hi_IN" w:bidi="hi_IN"/>
         </w:rPr>
         <w:t xml:space="preserve">; </w:t>
       </w:r>
-      <w:hyperlink r:id="rId30">
-        <w:r>
-          <w:rPr>
-            <w:lang w:val="hi_IN" w:bidi="hi_IN"/>
-          </w:rPr>
-          <w:rPr>
-            <w:color w:val="0000EE"/>
-            <w:u w:val="single"/>
-          </w:rPr>
-          <w:t>3:1–5:15</w:t>
-        </w:r>
-      </w:hyperlink>
+      <w:r>
+        <w:rPr>
+          <w:lang w:val="hi_IN" w:bidi="hi_IN"/>
+        </w:rPr>
+        <w:t>3:1–5:15</w:t>
+      </w:r>
       <w:r>
         <w:rPr>
           <w:lang w:val="hi_IN" w:bidi="hi_IN"/>
         </w:rPr>
         <w:t xml:space="preserve">; </w:t>
       </w:r>
-      <w:hyperlink r:id="rId31">
-        <w:r>
-          <w:rPr>
-            <w:lang w:val="hi_IN" w:bidi="hi_IN"/>
-          </w:rPr>
-          <w:rPr>
-            <w:color w:val="0000EE"/>
-            <w:u w:val="single"/>
-          </w:rPr>
-          <w:t>6:1–7:6</w:t>
-        </w:r>
-      </w:hyperlink>
+      <w:r>
+        <w:rPr>
+          <w:lang w:val="hi_IN" w:bidi="hi_IN"/>
+        </w:rPr>
+        <w:t>6:1–7:6</w:t>
+      </w:r>
       <w:r>
         <w:rPr>
           <w:lang w:val="hi_IN" w:bidi="hi_IN"/>
@@ -740,90 +626,60 @@
         </w:rPr>
         <w:t xml:space="preserve">मीका का न्याय का संदेश आशा के शब्दों के साथ मिश्रित है, हालांकि (देखें </w:t>
       </w:r>
-      <w:hyperlink r:id="rId32">
-        <w:r>
-          <w:rPr>
-            <w:lang w:val="hi_IN" w:bidi="hi_IN"/>
-          </w:rPr>
-          <w:rPr>
-            <w:color w:val="0000EE"/>
-            <w:u w:val="single"/>
-          </w:rPr>
-          <w:t>2:12–13</w:t>
-        </w:r>
-      </w:hyperlink>
+      <w:r>
+        <w:rPr>
+          <w:lang w:val="hi_IN" w:bidi="hi_IN"/>
+        </w:rPr>
+        <w:t>2:12–13</w:t>
+      </w:r>
       <w:r>
         <w:rPr>
           <w:lang w:val="hi_IN" w:bidi="hi_IN"/>
         </w:rPr>
         <w:t xml:space="preserve">; </w:t>
       </w:r>
-      <w:hyperlink r:id="rId33">
-        <w:r>
-          <w:rPr>
-            <w:lang w:val="hi_IN" w:bidi="hi_IN"/>
-          </w:rPr>
-          <w:rPr>
-            <w:color w:val="0000EE"/>
-            <w:u w:val="single"/>
-          </w:rPr>
-          <w:t>4:1–8</w:t>
-        </w:r>
-      </w:hyperlink>
+      <w:r>
+        <w:rPr>
+          <w:lang w:val="hi_IN" w:bidi="hi_IN"/>
+        </w:rPr>
+        <w:t>4:1–8</w:t>
+      </w:r>
       <w:r>
         <w:rPr>
           <w:lang w:val="hi_IN" w:bidi="hi_IN"/>
         </w:rPr>
         <w:t xml:space="preserve">, </w:t>
       </w:r>
-      <w:hyperlink r:id="rId34">
-        <w:r>
-          <w:rPr>
-            <w:lang w:val="hi_IN" w:bidi="hi_IN"/>
-          </w:rPr>
-          <w:rPr>
-            <w:color w:val="0000EE"/>
-            <w:u w:val="single"/>
-          </w:rPr>
-          <w:t>13</w:t>
-        </w:r>
-      </w:hyperlink>
+      <w:r>
+        <w:rPr>
+          <w:lang w:val="hi_IN" w:bidi="hi_IN"/>
+        </w:rPr>
+        <w:t>13</w:t>
+      </w:r>
       <w:r>
         <w:rPr>
           <w:lang w:val="hi_IN" w:bidi="hi_IN"/>
         </w:rPr>
         <w:t xml:space="preserve">; </w:t>
       </w:r>
-      <w:hyperlink r:id="rId35">
-        <w:r>
-          <w:rPr>
-            <w:lang w:val="hi_IN" w:bidi="hi_IN"/>
-          </w:rPr>
-          <w:rPr>
-            <w:color w:val="0000EE"/>
-            <w:u w:val="single"/>
-          </w:rPr>
-          <w:t>5:2–15</w:t>
-        </w:r>
-      </w:hyperlink>
+      <w:r>
+        <w:rPr>
+          <w:lang w:val="hi_IN" w:bidi="hi_IN"/>
+        </w:rPr>
+        <w:t>5:2–15</w:t>
+      </w:r>
       <w:r>
         <w:rPr>
           <w:lang w:val="hi_IN" w:bidi="hi_IN"/>
         </w:rPr>
         <w:t xml:space="preserve">; </w:t>
       </w:r>
-      <w:hyperlink r:id="rId36">
-        <w:r>
-          <w:rPr>
-            <w:lang w:val="hi_IN" w:bidi="hi_IN"/>
-          </w:rPr>
-          <w:rPr>
-            <w:color w:val="0000EE"/>
-            <w:u w:val="single"/>
-          </w:rPr>
-          <w:t>7:7–20</w:t>
-        </w:r>
-      </w:hyperlink>
+      <w:r>
+        <w:rPr>
+          <w:lang w:val="hi_IN" w:bidi="hi_IN"/>
+        </w:rPr>
+        <w:t>7:7–20</w:t>
+      </w:r>
       <w:r>
         <w:rPr>
           <w:lang w:val="hi_IN" w:bidi="hi_IN"/>
@@ -855,90 +711,60 @@
         </w:rPr>
         <w:t xml:space="preserve">मीका मोरेशेत का एक निवासी था, जो यरूशलेम के दक्षिण-पश्चिम में लगभग इक्कीस मील (पैंतीस किलोमीटर) की दूरी पर स्थित एक शहर है। </w:t>
       </w:r>
-      <w:hyperlink r:id="rId37">
-        <w:r>
-          <w:rPr>
-            <w:lang w:val="hi_IN" w:bidi="hi_IN"/>
-          </w:rPr>
-          <w:rPr>
-            <w:color w:val="0000EE"/>
-            <w:u w:val="single"/>
-          </w:rPr>
-          <w:t>4:6–8</w:t>
-        </w:r>
-      </w:hyperlink>
+      <w:r>
+        <w:rPr>
+          <w:lang w:val="hi_IN" w:bidi="hi_IN"/>
+        </w:rPr>
+        <w:t>4:6–8</w:t>
+      </w:r>
       <w:r>
         <w:rPr>
           <w:lang w:val="hi_IN" w:bidi="hi_IN"/>
         </w:rPr>
         <w:t xml:space="preserve"> और </w:t>
       </w:r>
-      <w:hyperlink r:id="rId38">
-        <w:r>
-          <w:rPr>
-            <w:lang w:val="hi_IN" w:bidi="hi_IN"/>
-          </w:rPr>
-          <w:rPr>
-            <w:color w:val="0000EE"/>
-            <w:u w:val="single"/>
-          </w:rPr>
-          <w:t>7:8–20</w:t>
-        </w:r>
-      </w:hyperlink>
+      <w:r>
+        <w:rPr>
+          <w:lang w:val="hi_IN" w:bidi="hi_IN"/>
+        </w:rPr>
+        <w:t>7:8–20</w:t>
+      </w:r>
       <w:r>
         <w:rPr>
           <w:lang w:val="hi_IN" w:bidi="hi_IN"/>
         </w:rPr>
         <w:t xml:space="preserve"> जैसे अंश कुछ लोगों को सुझाव देते हैं कि एक बाद के संपादक ने पुस्तक के वर्तमान रूप को प्रारंभिक उत्तर-निर्वासन उपरांत अवधि (538–458 ई.पू.) में पूरा किया। हालांकि, यह निष्कर्ष आवश्यक नहीं है। भविष्यद्वक्ता मीका एकमात्र पूर्व-निर्वासन भविष्यद्वक्ता नहीं हैं जिसने वापसी की भविष्यवाणी की (देखें </w:t>
       </w:r>
-      <w:hyperlink r:id="rId39">
-        <w:r>
-          <w:rPr>
-            <w:lang w:val="hi_IN" w:bidi="hi_IN"/>
-          </w:rPr>
-          <w:rPr>
-            <w:color w:val="0000EE"/>
-            <w:u w:val="single"/>
-          </w:rPr>
-          <w:t>यशा 52:4–12</w:t>
-        </w:r>
-      </w:hyperlink>
+      <w:r>
+        <w:rPr>
+          <w:lang w:val="hi_IN" w:bidi="hi_IN"/>
+        </w:rPr>
+        <w:t>यशा 52:4–12</w:t>
+      </w:r>
       <w:r>
         <w:rPr>
           <w:lang w:val="hi_IN" w:bidi="hi_IN"/>
         </w:rPr>
         <w:t xml:space="preserve">; </w:t>
       </w:r>
-      <w:hyperlink r:id="rId40">
-        <w:r>
-          <w:rPr>
-            <w:lang w:val="hi_IN" w:bidi="hi_IN"/>
-          </w:rPr>
-          <w:rPr>
-            <w:color w:val="0000EE"/>
-            <w:u w:val="single"/>
-          </w:rPr>
-          <w:t>होश 11:10–11</w:t>
-        </w:r>
-      </w:hyperlink>
+      <w:r>
+        <w:rPr>
+          <w:lang w:val="hi_IN" w:bidi="hi_IN"/>
+        </w:rPr>
+        <w:t>होश 11:10–11</w:t>
+      </w:r>
       <w:r>
         <w:rPr>
           <w:lang w:val="hi_IN" w:bidi="hi_IN"/>
         </w:rPr>
         <w:t xml:space="preserve">; </w:t>
       </w:r>
-      <w:hyperlink r:id="rId41">
-        <w:r>
-          <w:rPr>
-            <w:lang w:val="hi_IN" w:bidi="hi_IN"/>
-          </w:rPr>
-          <w:rPr>
-            <w:color w:val="0000EE"/>
-            <w:u w:val="single"/>
-          </w:rPr>
-          <w:t>आमो 9:11–15</w:t>
-        </w:r>
-      </w:hyperlink>
+      <w:r>
+        <w:rPr>
+          <w:lang w:val="hi_IN" w:bidi="hi_IN"/>
+        </w:rPr>
+        <w:t>आमो 9:11–15</w:t>
+      </w:r>
       <w:r>
         <w:rPr>
           <w:lang w:val="hi_IN" w:bidi="hi_IN"/>
@@ -959,144 +785,96 @@
         </w:rPr>
         <w:t xml:space="preserve">मीका ने घटनाओं का वर्णन करने के लिए आलंकारिक भाषा का उपयोग किया, जिससे यह निर्धारित करना कठिन हो जाता है कि जब उन्होंने भविष्यवाणी की और लिखा, तब वास्तव में क्या परिस्थितियाँ थीं। मीका की कुछ भविष्यवाणियाँ संभवतः 722 ई.पू. में सामरिया के विनाश से पहले दी गई थीं (देखें </w:t>
       </w:r>
-      <w:hyperlink r:id="rId28">
-        <w:r>
-          <w:rPr>
-            <w:lang w:val="hi_IN" w:bidi="hi_IN"/>
-          </w:rPr>
-          <w:rPr>
-            <w:color w:val="0000EE"/>
-            <w:u w:val="single"/>
-          </w:rPr>
-          <w:t>मीक 1:1</w:t>
-        </w:r>
-      </w:hyperlink>
+      <w:r>
+        <w:rPr>
+          <w:lang w:val="hi_IN" w:bidi="hi_IN"/>
+        </w:rPr>
+        <w:t>मीक 1:1</w:t>
+      </w:r>
       <w:r>
         <w:rPr>
           <w:lang w:val="hi_IN" w:bidi="hi_IN"/>
         </w:rPr>
         <w:t xml:space="preserve">, </w:t>
       </w:r>
-      <w:hyperlink r:id="rId42">
-        <w:r>
-          <w:rPr>
-            <w:lang w:val="hi_IN" w:bidi="hi_IN"/>
-          </w:rPr>
-          <w:rPr>
-            <w:color w:val="0000EE"/>
-            <w:u w:val="single"/>
-          </w:rPr>
-          <w:t>6</w:t>
-        </w:r>
-      </w:hyperlink>
+      <w:r>
+        <w:rPr>
+          <w:lang w:val="hi_IN" w:bidi="hi_IN"/>
+        </w:rPr>
+        <w:t>6</w:t>
+      </w:r>
       <w:r>
         <w:rPr>
           <w:lang w:val="hi_IN" w:bidi="hi_IN"/>
         </w:rPr>
         <w:t xml:space="preserve">; </w:t>
       </w:r>
-      <w:hyperlink r:id="rId43">
-        <w:r>
-          <w:rPr>
-            <w:lang w:val="hi_IN" w:bidi="hi_IN"/>
-          </w:rPr>
-          <w:rPr>
-            <w:color w:val="0000EE"/>
-            <w:u w:val="single"/>
-          </w:rPr>
-          <w:t>6:16</w:t>
-        </w:r>
-      </w:hyperlink>
+      <w:r>
+        <w:rPr>
+          <w:lang w:val="hi_IN" w:bidi="hi_IN"/>
+        </w:rPr>
+        <w:t>6:16</w:t>
+      </w:r>
       <w:r>
         <w:rPr>
           <w:lang w:val="hi_IN" w:bidi="hi_IN"/>
         </w:rPr>
         <w:t xml:space="preserve">)। 701 ई.पू. में इस्राएल और यहूदा में अश्शूरी आक्रमण का उल्लेख </w:t>
       </w:r>
-      <w:hyperlink r:id="rId44">
-        <w:r>
-          <w:rPr>
-            <w:lang w:val="hi_IN" w:bidi="hi_IN"/>
-          </w:rPr>
-          <w:rPr>
-            <w:color w:val="0000EE"/>
-            <w:u w:val="single"/>
-          </w:rPr>
-          <w:t>1:10–15</w:t>
-        </w:r>
-      </w:hyperlink>
+      <w:r>
+        <w:rPr>
+          <w:lang w:val="hi_IN" w:bidi="hi_IN"/>
+        </w:rPr>
+        <w:t>1:10–15</w:t>
+      </w:r>
       <w:r>
         <w:rPr>
           <w:lang w:val="hi_IN" w:bidi="hi_IN"/>
         </w:rPr>
         <w:t xml:space="preserve"> में है। यरूशलेम के पतन के बारे में मीका की भविष्यवाणी (</w:t>
       </w:r>
-      <w:hyperlink r:id="rId45">
-        <w:r>
-          <w:rPr>
-            <w:lang w:val="hi_IN" w:bidi="hi_IN"/>
-          </w:rPr>
-          <w:rPr>
-            <w:color w:val="0000EE"/>
-            <w:u w:val="single"/>
-          </w:rPr>
-          <w:t>3:12</w:t>
-        </w:r>
-      </w:hyperlink>
+      <w:r>
+        <w:rPr>
+          <w:lang w:val="hi_IN" w:bidi="hi_IN"/>
+        </w:rPr>
+        <w:t>3:12</w:t>
+      </w:r>
       <w:r>
         <w:rPr>
           <w:lang w:val="hi_IN" w:bidi="hi_IN"/>
         </w:rPr>
         <w:t>) हिजकिय्याह के शासनकाल (728–686 ई.पू.) के दौरान दी गई थी और इसके बहुत बाद में यिर्मयाह द्वारा उल्लेख किया गया है (</w:t>
       </w:r>
-      <w:hyperlink r:id="rId46">
-        <w:r>
-          <w:rPr>
-            <w:lang w:val="hi_IN" w:bidi="hi_IN"/>
-          </w:rPr>
-          <w:rPr>
-            <w:color w:val="0000EE"/>
-            <w:u w:val="single"/>
-          </w:rPr>
-          <w:t>यिर्म 26:16–19</w:t>
-        </w:r>
-      </w:hyperlink>
+      <w:r>
+        <w:rPr>
+          <w:lang w:val="hi_IN" w:bidi="hi_IN"/>
+        </w:rPr>
+        <w:t>यिर्म 26:16–19</w:t>
+      </w:r>
       <w:r>
         <w:rPr>
           <w:lang w:val="hi_IN" w:bidi="hi_IN"/>
         </w:rPr>
         <w:t xml:space="preserve">)। इस प्रकार मीका की सेवकाई यशायाह के साथ निकटता से मेल खाती प्रतीत होती है; </w:t>
       </w:r>
-      <w:hyperlink r:id="rId47">
-        <w:r>
-          <w:rPr>
-            <w:lang w:val="hi_IN" w:bidi="hi_IN"/>
-          </w:rPr>
-          <w:rPr>
-            <w:color w:val="0000EE"/>
-            <w:u w:val="single"/>
-          </w:rPr>
-          <w:t>यशायाह 2:2–5</w:t>
-        </w:r>
-      </w:hyperlink>
+      <w:r>
+        <w:rPr>
+          <w:lang w:val="hi_IN" w:bidi="hi_IN"/>
+        </w:rPr>
+        <w:t>यशायाह 2:2–5</w:t>
+      </w:r>
       <w:r>
         <w:rPr>
           <w:lang w:val="hi_IN" w:bidi="hi_IN"/>
         </w:rPr>
         <w:t xml:space="preserve"> और </w:t>
       </w:r>
-      <w:hyperlink r:id="rId48">
-        <w:r>
-          <w:rPr>
-            <w:lang w:val="hi_IN" w:bidi="hi_IN"/>
-          </w:rPr>
-          <w:rPr>
-            <w:color w:val="0000EE"/>
-            <w:u w:val="single"/>
-          </w:rPr>
-          <w:t>मीका 4:1–4</w:t>
-        </w:r>
-      </w:hyperlink>
+      <w:r>
+        <w:rPr>
+          <w:lang w:val="hi_IN" w:bidi="hi_IN"/>
+        </w:rPr>
+        <w:t>मीका 4:1–4</w:t>
+      </w:r>
       <w:r>
         <w:rPr>
           <w:lang w:val="hi_IN" w:bidi="hi_IN"/>
@@ -1128,18 +906,12 @@
         </w:rPr>
         <w:t>मीका का संदेश स्पष्ट है: परमेश्वर की योजनाएँ उनके लोगों के लिए सफल होंगी, और राष्ट्र परमेश्वर को उनके लोगों इस्राएल और उनके चुने हुए शासक के माध्यम से जानेंगे (</w:t>
       </w:r>
-      <w:hyperlink r:id="rId49">
-        <w:r>
-          <w:rPr>
-            <w:lang w:val="hi_IN" w:bidi="hi_IN"/>
-          </w:rPr>
-          <w:rPr>
-            <w:color w:val="0000EE"/>
-            <w:u w:val="single"/>
-          </w:rPr>
-          <w:t>5:2</w:t>
-        </w:r>
-      </w:hyperlink>
+      <w:r>
+        <w:rPr>
+          <w:lang w:val="hi_IN" w:bidi="hi_IN"/>
+        </w:rPr>
+        <w:t>5:2</w:t>
+      </w:r>
       <w:r>
         <w:rPr>
           <w:lang w:val="hi_IN" w:bidi="hi_IN"/>
@@ -1187,36 +959,24 @@
         </w:rPr>
         <w:t xml:space="preserve">परमेश्वर का उद्देश्य एक विशेष लोगों का होना है जिनकी नैतिक और आत्मिक अखंडता और उत्कृष्टता अनोखा हो। परमेश्वर इससे कम कुछ भी स्वीकार नहीं करेंगे, लेकिन केवल उनके कार्य ही उनके लोगों में धार्मिकता उत्पन्न कर सकते हैं (देखें </w:t>
       </w:r>
-      <w:hyperlink r:id="rId50">
-        <w:r>
-          <w:rPr>
-            <w:lang w:val="hi_IN" w:bidi="hi_IN"/>
-          </w:rPr>
-          <w:rPr>
-            <w:color w:val="0000EE"/>
-            <w:u w:val="single"/>
-          </w:rPr>
-          <w:t>2 पत 3:13</w:t>
-        </w:r>
-      </w:hyperlink>
+      <w:r>
+        <w:rPr>
+          <w:lang w:val="hi_IN" w:bidi="hi_IN"/>
+        </w:rPr>
+        <w:t>2 पत 3:13</w:t>
+      </w:r>
       <w:r>
         <w:rPr>
           <w:lang w:val="hi_IN" w:bidi="hi_IN"/>
         </w:rPr>
         <w:t xml:space="preserve">)। मीका के कई वर्षों बाद, परमेश्वर एक "इस्राएल का शासक" भेजेंगे, जो बैतलहम में जन्मे, अपनी भेड़-बकरियों का नेतृत्व करेगा और अपने लोगों को शांति प्रदान करेगा (देखें </w:t>
       </w:r>
-      <w:hyperlink r:id="rId51">
-        <w:r>
-          <w:rPr>
-            <w:lang w:val="hi_IN" w:bidi="hi_IN"/>
-          </w:rPr>
-          <w:rPr>
-            <w:color w:val="0000EE"/>
-            <w:u w:val="single"/>
-          </w:rPr>
-          <w:t>मीक 5:2–5</w:t>
-        </w:r>
-      </w:hyperlink>
+      <w:r>
+        <w:rPr>
+          <w:lang w:val="hi_IN" w:bidi="hi_IN"/>
+        </w:rPr>
+        <w:t>मीक 5:2–5</w:t>
+      </w:r>
       <w:r>
         <w:rPr>
           <w:lang w:val="hi_IN" w:bidi="hi_IN"/>
